--- a/ПТП/ПР-3 Практика Тарасевич.docx
+++ b/ПТП/ПР-3 Практика Тарасевич.docx
@@ -1914,33 +1914,14 @@
           <w:rFonts w:ascii="Times New Roman" w:hAnsi="Times New Roman"/>
           <w:sz w:val="28"/>
         </w:rPr>
+        <w:t xml:space="preserve"> и базой данных</w:t>
+      </w:r>
+      <w:r>
+        <w:rPr>
+          <w:rFonts w:ascii="Times New Roman" w:hAnsi="Times New Roman"/>
+          <w:sz w:val="28"/>
+        </w:rPr>
         <w:t>;</w:t>
-      </w:r>
-    </w:p>
-    <w:p>
-      <w:pPr>
-        <w:pStyle w:val="af3"/>
-        <w:numPr>
-          <w:ilvl w:val="0"/>
-          <w:numId w:val="26"/>
-        </w:numPr>
-        <w:tabs>
-          <w:tab w:val="left" w:pos="993"/>
-        </w:tabs>
-        <w:spacing w:after="0" w:line="360" w:lineRule="auto"/>
-        <w:ind w:left="0" w:firstLine="709"/>
-        <w:jc w:val="both"/>
-        <w:rPr>
-          <w:rFonts w:ascii="Times New Roman" w:hAnsi="Times New Roman"/>
-          <w:sz w:val="28"/>
-        </w:rPr>
-      </w:pPr>
-      <w:r>
-        <w:rPr>
-          <w:rFonts w:ascii="Times New Roman" w:hAnsi="Times New Roman"/>
-          <w:sz w:val="28"/>
-        </w:rPr>
-        <w:t>модули, реализующие работу с базой данных;</w:t>
       </w:r>
     </w:p>
     <w:p>
@@ -2342,6 +2323,76 @@
         <w:tc>
           <w:tcPr>
             <w:tcW w:w="0" w:type="auto"/>
+            <w:vMerge/>
+          </w:tcPr>
+          <w:p>
+            <w:pPr>
+              <w:pStyle w:val="af3"/>
+              <w:spacing w:line="276" w:lineRule="auto"/>
+              <w:jc w:val="both"/>
+              <w:rPr>
+                <w:rFonts w:ascii="Times New Roman" w:hAnsi="Times New Roman"/>
+                <w:sz w:val="24"/>
+                <w:szCs w:val="24"/>
+              </w:rPr>
+            </w:pPr>
+          </w:p>
+        </w:tc>
+        <w:tc>
+          <w:tcPr>
+            <w:tcW w:w="2984" w:type="dxa"/>
+          </w:tcPr>
+          <w:p>
+            <w:pPr>
+              <w:pStyle w:val="af3"/>
+              <w:spacing w:line="276" w:lineRule="auto"/>
+              <w:jc w:val="both"/>
+              <w:rPr>
+                <w:rFonts w:ascii="Times New Roman" w:hAnsi="Times New Roman"/>
+                <w:sz w:val="24"/>
+                <w:szCs w:val="24"/>
+              </w:rPr>
+            </w:pPr>
+            <w:r>
+              <w:rPr>
+                <w:rFonts w:ascii="Times New Roman" w:hAnsi="Times New Roman"/>
+                <w:sz w:val="24"/>
+                <w:szCs w:val="24"/>
+              </w:rPr>
+              <w:t>Наличие опыта работы с ЯП</w:t>
+            </w:r>
+          </w:p>
+        </w:tc>
+        <w:tc>
+          <w:tcPr>
+            <w:tcW w:w="4104" w:type="dxa"/>
+          </w:tcPr>
+          <w:p>
+            <w:pPr>
+              <w:pStyle w:val="af3"/>
+              <w:spacing w:line="276" w:lineRule="auto"/>
+              <w:jc w:val="both"/>
+              <w:rPr>
+                <w:rFonts w:ascii="Times New Roman" w:hAnsi="Times New Roman"/>
+                <w:sz w:val="24"/>
+                <w:szCs w:val="24"/>
+              </w:rPr>
+            </w:pPr>
+            <w:r>
+              <w:rPr>
+                <w:rFonts w:ascii="Times New Roman" w:hAnsi="Times New Roman"/>
+                <w:sz w:val="24"/>
+                <w:szCs w:val="24"/>
+              </w:rPr>
+              <w:t>Наличие опыта плодотворно влияет на сроки разработки</w:t>
+            </w:r>
+          </w:p>
+        </w:tc>
+      </w:tr>
+      <w:tr>
+        <w:tc>
+          <w:tcPr>
+            <w:tcW w:w="0" w:type="auto"/>
             <w:vMerge w:val="restart"/>
           </w:tcPr>
           <w:p>
@@ -3006,7 +3057,6 @@
                 <w:rFonts w:ascii="Times New Roman" w:hAnsi="Times New Roman"/>
                 <w:sz w:val="24"/>
                 <w:szCs w:val="24"/>
-                <w:lang w:val="en-US"/>
               </w:rPr>
             </w:pPr>
           </w:p>
@@ -3392,14 +3442,74 @@
         <w:rPr>
           <w:rFonts w:ascii="Times New Roman" w:hAnsi="Times New Roman"/>
           <w:sz w:val="28"/>
-        </w:rPr>
-      </w:pPr>
-      <w:r>
-        <w:rPr>
-          <w:rFonts w:ascii="Times New Roman" w:hAnsi="Times New Roman"/>
-          <w:sz w:val="28"/>
-        </w:rPr>
-        <w:t>В таблице 2 представлен сравнительный анализ языков программирования.</w:t>
+          <w:lang w:val="en-US"/>
+        </w:rPr>
+      </w:pPr>
+      <w:r>
+        <w:rPr>
+          <w:rFonts w:ascii="Times New Roman" w:hAnsi="Times New Roman"/>
+          <w:sz w:val="28"/>
+        </w:rPr>
+        <w:t xml:space="preserve">В ходе анализа существующих ЯП будут рассмотрены </w:t>
+      </w:r>
+      <w:r>
+        <w:rPr>
+          <w:rFonts w:ascii="Times New Roman" w:hAnsi="Times New Roman"/>
+          <w:sz w:val="28"/>
+        </w:rPr>
+        <w:t xml:space="preserve">языки программирования </w:t>
+      </w:r>
+      <w:r>
+        <w:rPr>
+          <w:rFonts w:ascii="Times New Roman" w:hAnsi="Times New Roman"/>
+          <w:sz w:val="28"/>
+          <w:lang w:val="en-US"/>
+        </w:rPr>
+        <w:t>Python</w:t>
+      </w:r>
+      <w:r>
+        <w:rPr>
+          <w:rFonts w:ascii="Times New Roman" w:hAnsi="Times New Roman"/>
+          <w:sz w:val="28"/>
+        </w:rPr>
+        <w:t xml:space="preserve">, </w:t>
+      </w:r>
+      <w:r>
+        <w:rPr>
+          <w:rFonts w:ascii="Times New Roman" w:hAnsi="Times New Roman"/>
+          <w:sz w:val="28"/>
+          <w:lang w:val="en-US"/>
+        </w:rPr>
+        <w:t>Java</w:t>
+      </w:r>
+      <w:r>
+        <w:rPr>
+          <w:rFonts w:ascii="Times New Roman" w:hAnsi="Times New Roman"/>
+          <w:sz w:val="28"/>
+        </w:rPr>
+        <w:t xml:space="preserve"> </w:t>
+      </w:r>
+      <w:r>
+        <w:rPr>
+          <w:rFonts w:ascii="Times New Roman" w:hAnsi="Times New Roman"/>
+          <w:sz w:val="28"/>
+        </w:rPr>
+        <w:t xml:space="preserve">и </w:t>
+      </w:r>
+      <w:r>
+        <w:rPr>
+          <w:rFonts w:ascii="Times New Roman" w:hAnsi="Times New Roman"/>
+          <w:sz w:val="28"/>
+          <w:lang w:val="en-US"/>
+        </w:rPr>
+        <w:t>C</w:t>
+      </w:r>
+      <w:r>
+        <w:rPr>
+          <w:rFonts w:ascii="Times New Roman" w:hAnsi="Times New Roman"/>
+          <w:sz w:val="28"/>
+        </w:rPr>
+        <w:t>++.</w:t>
       </w:r>
     </w:p>
     <w:p>
@@ -3418,6 +3528,540 @@
           <w:rFonts w:ascii="Times New Roman" w:hAnsi="Times New Roman"/>
           <w:sz w:val="28"/>
         </w:rPr>
+        <w:t>В таблице 2 представлено сравнение языков программирования по их особенностям.</w:t>
+      </w:r>
+    </w:p>
+    <w:p>
+      <w:pPr>
+        <w:pStyle w:val="af3"/>
+        <w:spacing w:after="0" w:line="360" w:lineRule="auto"/>
+        <w:ind w:firstLine="709"/>
+        <w:jc w:val="both"/>
+        <w:rPr>
+          <w:rFonts w:ascii="Times New Roman" w:hAnsi="Times New Roman"/>
+          <w:sz w:val="28"/>
+        </w:rPr>
+      </w:pPr>
+      <w:r>
+        <w:rPr>
+          <w:rFonts w:ascii="Times New Roman" w:hAnsi="Times New Roman"/>
+          <w:sz w:val="28"/>
+        </w:rPr>
+        <w:t>Таблица 2 – Сравнение ЯП</w:t>
+      </w:r>
+    </w:p>
+    <w:tbl>
+      <w:tblPr>
+        <w:tblStyle w:val="af5"/>
+        <w:tblW w:w="0" w:type="auto"/>
+        <w:tblLook w:val="04A0" w:firstRow="1" w:lastRow="0" w:firstColumn="1" w:lastColumn="0" w:noHBand="0" w:noVBand="1"/>
+      </w:tblPr>
+      <w:tblGrid>
+        <w:gridCol w:w="2336"/>
+        <w:gridCol w:w="2336"/>
+        <w:gridCol w:w="2336"/>
+        <w:gridCol w:w="2336"/>
+      </w:tblGrid>
+      <w:tr>
+        <w:tc>
+          <w:tcPr>
+            <w:tcW w:w="2336" w:type="dxa"/>
+            <w:vMerge w:val="restart"/>
+          </w:tcPr>
+          <w:p>
+            <w:pPr>
+              <w:pStyle w:val="af3"/>
+              <w:spacing w:line="276" w:lineRule="auto"/>
+              <w:jc w:val="center"/>
+              <w:rPr>
+                <w:rFonts w:ascii="Times New Roman" w:hAnsi="Times New Roman"/>
+                <w:sz w:val="24"/>
+                <w:szCs w:val="24"/>
+              </w:rPr>
+            </w:pPr>
+            <w:r>
+              <w:rPr>
+                <w:rFonts w:ascii="Times New Roman" w:hAnsi="Times New Roman"/>
+                <w:sz w:val="24"/>
+                <w:szCs w:val="24"/>
+              </w:rPr>
+              <w:t>Качество</w:t>
+            </w:r>
+          </w:p>
+        </w:tc>
+        <w:tc>
+          <w:tcPr>
+            <w:tcW w:w="7008" w:type="dxa"/>
+            <w:gridSpan w:val="3"/>
+          </w:tcPr>
+          <w:p>
+            <w:pPr>
+              <w:pStyle w:val="af3"/>
+              <w:spacing w:line="276" w:lineRule="auto"/>
+              <w:jc w:val="center"/>
+              <w:rPr>
+                <w:rFonts w:ascii="Times New Roman" w:hAnsi="Times New Roman"/>
+                <w:sz w:val="24"/>
+                <w:szCs w:val="24"/>
+              </w:rPr>
+            </w:pPr>
+            <w:r>
+              <w:rPr>
+                <w:rFonts w:ascii="Times New Roman" w:hAnsi="Times New Roman"/>
+                <w:sz w:val="24"/>
+                <w:szCs w:val="24"/>
+              </w:rPr>
+              <w:t>Языки программирования</w:t>
+            </w:r>
+          </w:p>
+        </w:tc>
+      </w:tr>
+      <w:tr>
+        <w:tc>
+          <w:tcPr>
+            <w:tcW w:w="2336" w:type="dxa"/>
+            <w:vMerge/>
+          </w:tcPr>
+          <w:p>
+            <w:pPr>
+              <w:pStyle w:val="af3"/>
+              <w:spacing w:line="276" w:lineRule="auto"/>
+              <w:jc w:val="center"/>
+              <w:rPr>
+                <w:rFonts w:ascii="Times New Roman" w:hAnsi="Times New Roman"/>
+                <w:sz w:val="24"/>
+                <w:szCs w:val="24"/>
+              </w:rPr>
+            </w:pPr>
+          </w:p>
+        </w:tc>
+        <w:tc>
+          <w:tcPr>
+            <w:tcW w:w="2336" w:type="dxa"/>
+          </w:tcPr>
+          <w:p>
+            <w:pPr>
+              <w:pStyle w:val="af3"/>
+              <w:spacing w:line="276" w:lineRule="auto"/>
+              <w:jc w:val="center"/>
+              <w:rPr>
+                <w:rFonts w:ascii="Times New Roman" w:hAnsi="Times New Roman"/>
+                <w:sz w:val="24"/>
+                <w:szCs w:val="24"/>
+                <w:lang w:val="en-US"/>
+              </w:rPr>
+            </w:pPr>
+            <w:r>
+              <w:rPr>
+                <w:rFonts w:ascii="Times New Roman" w:hAnsi="Times New Roman"/>
+                <w:sz w:val="24"/>
+                <w:szCs w:val="24"/>
+                <w:lang w:val="en-US"/>
+              </w:rPr>
+              <w:t>Python</w:t>
+            </w:r>
+          </w:p>
+        </w:tc>
+        <w:tc>
+          <w:tcPr>
+            <w:tcW w:w="2336" w:type="dxa"/>
+          </w:tcPr>
+          <w:p>
+            <w:pPr>
+              <w:pStyle w:val="af3"/>
+              <w:spacing w:line="276" w:lineRule="auto"/>
+              <w:jc w:val="center"/>
+              <w:rPr>
+                <w:rFonts w:ascii="Times New Roman" w:hAnsi="Times New Roman"/>
+                <w:sz w:val="24"/>
+                <w:szCs w:val="24"/>
+                <w:lang w:val="en-US"/>
+              </w:rPr>
+            </w:pPr>
+            <w:r>
+              <w:rPr>
+                <w:rFonts w:ascii="Times New Roman" w:hAnsi="Times New Roman"/>
+                <w:sz w:val="24"/>
+                <w:szCs w:val="24"/>
+                <w:lang w:val="en-US"/>
+              </w:rPr>
+              <w:t>Java</w:t>
+            </w:r>
+          </w:p>
+        </w:tc>
+        <w:tc>
+          <w:tcPr>
+            <w:tcW w:w="2336" w:type="dxa"/>
+          </w:tcPr>
+          <w:p>
+            <w:pPr>
+              <w:pStyle w:val="af3"/>
+              <w:spacing w:line="276" w:lineRule="auto"/>
+              <w:jc w:val="center"/>
+              <w:rPr>
+                <w:rFonts w:ascii="Times New Roman" w:hAnsi="Times New Roman"/>
+                <w:sz w:val="24"/>
+                <w:szCs w:val="24"/>
+                <w:lang w:val="en-US"/>
+              </w:rPr>
+            </w:pPr>
+            <w:r>
+              <w:rPr>
+                <w:rFonts w:ascii="Times New Roman" w:hAnsi="Times New Roman"/>
+                <w:sz w:val="24"/>
+                <w:szCs w:val="24"/>
+                <w:lang w:val="en-US"/>
+              </w:rPr>
+              <w:t>C++</w:t>
+            </w:r>
+          </w:p>
+        </w:tc>
+      </w:tr>
+      <w:tr>
+        <w:tc>
+          <w:tcPr>
+            <w:tcW w:w="2336" w:type="dxa"/>
+          </w:tcPr>
+          <w:p>
+            <w:pPr>
+              <w:pStyle w:val="af3"/>
+              <w:spacing w:line="276" w:lineRule="auto"/>
+              <w:jc w:val="both"/>
+              <w:rPr>
+                <w:rFonts w:ascii="Times New Roman" w:hAnsi="Times New Roman"/>
+                <w:sz w:val="24"/>
+                <w:szCs w:val="24"/>
+              </w:rPr>
+            </w:pPr>
+            <w:r>
+              <w:rPr>
+                <w:rFonts w:ascii="Times New Roman" w:hAnsi="Times New Roman"/>
+                <w:sz w:val="24"/>
+                <w:szCs w:val="24"/>
+              </w:rPr>
+              <w:t>Типизация</w:t>
+            </w:r>
+          </w:p>
+        </w:tc>
+        <w:tc>
+          <w:tcPr>
+            <w:tcW w:w="2336" w:type="dxa"/>
+          </w:tcPr>
+          <w:p>
+            <w:pPr>
+              <w:pStyle w:val="af3"/>
+              <w:spacing w:line="276" w:lineRule="auto"/>
+              <w:jc w:val="center"/>
+              <w:rPr>
+                <w:rFonts w:ascii="Times New Roman" w:hAnsi="Times New Roman"/>
+                <w:sz w:val="24"/>
+                <w:szCs w:val="24"/>
+              </w:rPr>
+            </w:pPr>
+            <w:r>
+              <w:rPr>
+                <w:rFonts w:ascii="Times New Roman" w:hAnsi="Times New Roman"/>
+                <w:sz w:val="24"/>
+                <w:szCs w:val="24"/>
+              </w:rPr>
+              <w:t>Динамическая</w:t>
+            </w:r>
+          </w:p>
+        </w:tc>
+        <w:tc>
+          <w:tcPr>
+            <w:tcW w:w="2336" w:type="dxa"/>
+          </w:tcPr>
+          <w:p>
+            <w:pPr>
+              <w:pStyle w:val="af3"/>
+              <w:spacing w:line="276" w:lineRule="auto"/>
+              <w:jc w:val="center"/>
+              <w:rPr>
+                <w:rFonts w:ascii="Times New Roman" w:hAnsi="Times New Roman"/>
+                <w:sz w:val="24"/>
+                <w:szCs w:val="24"/>
+              </w:rPr>
+            </w:pPr>
+            <w:r>
+              <w:rPr>
+                <w:rFonts w:ascii="Times New Roman" w:hAnsi="Times New Roman"/>
+                <w:sz w:val="24"/>
+                <w:szCs w:val="24"/>
+              </w:rPr>
+              <w:t>Статическая</w:t>
+            </w:r>
+          </w:p>
+        </w:tc>
+        <w:tc>
+          <w:tcPr>
+            <w:tcW w:w="2336" w:type="dxa"/>
+          </w:tcPr>
+          <w:p>
+            <w:pPr>
+              <w:pStyle w:val="af3"/>
+              <w:spacing w:line="276" w:lineRule="auto"/>
+              <w:jc w:val="center"/>
+              <w:rPr>
+                <w:rFonts w:ascii="Times New Roman" w:hAnsi="Times New Roman"/>
+                <w:sz w:val="24"/>
+                <w:szCs w:val="24"/>
+              </w:rPr>
+            </w:pPr>
+            <w:r>
+              <w:rPr>
+                <w:rFonts w:ascii="Times New Roman" w:hAnsi="Times New Roman"/>
+                <w:sz w:val="24"/>
+                <w:szCs w:val="24"/>
+              </w:rPr>
+              <w:t>Статическая</w:t>
+            </w:r>
+          </w:p>
+        </w:tc>
+      </w:tr>
+      <w:tr>
+        <w:tc>
+          <w:tcPr>
+            <w:tcW w:w="2336" w:type="dxa"/>
+          </w:tcPr>
+          <w:p>
+            <w:pPr>
+              <w:pStyle w:val="af3"/>
+              <w:spacing w:line="276" w:lineRule="auto"/>
+              <w:jc w:val="both"/>
+              <w:rPr>
+                <w:rFonts w:ascii="Times New Roman" w:hAnsi="Times New Roman"/>
+                <w:sz w:val="24"/>
+                <w:szCs w:val="24"/>
+              </w:rPr>
+            </w:pPr>
+            <w:r>
+              <w:rPr>
+                <w:rFonts w:ascii="Times New Roman" w:hAnsi="Times New Roman"/>
+                <w:sz w:val="24"/>
+                <w:szCs w:val="24"/>
+              </w:rPr>
+              <w:t>Сборка</w:t>
+            </w:r>
+          </w:p>
+        </w:tc>
+        <w:tc>
+          <w:tcPr>
+            <w:tcW w:w="2336" w:type="dxa"/>
+          </w:tcPr>
+          <w:p>
+            <w:pPr>
+              <w:pStyle w:val="af3"/>
+              <w:spacing w:line="276" w:lineRule="auto"/>
+              <w:jc w:val="center"/>
+              <w:rPr>
+                <w:rFonts w:ascii="Times New Roman" w:hAnsi="Times New Roman"/>
+                <w:sz w:val="24"/>
+                <w:szCs w:val="24"/>
+              </w:rPr>
+            </w:pPr>
+            <w:r>
+              <w:rPr>
+                <w:rFonts w:ascii="Times New Roman" w:hAnsi="Times New Roman"/>
+                <w:sz w:val="24"/>
+                <w:szCs w:val="24"/>
+              </w:rPr>
+              <w:t>Интерпретируемый</w:t>
+            </w:r>
+          </w:p>
+        </w:tc>
+        <w:tc>
+          <w:tcPr>
+            <w:tcW w:w="2336" w:type="dxa"/>
+          </w:tcPr>
+          <w:p>
+            <w:pPr>
+              <w:pStyle w:val="af3"/>
+              <w:spacing w:line="276" w:lineRule="auto"/>
+              <w:jc w:val="center"/>
+              <w:rPr>
+                <w:rFonts w:ascii="Times New Roman" w:hAnsi="Times New Roman"/>
+                <w:sz w:val="24"/>
+                <w:szCs w:val="24"/>
+              </w:rPr>
+            </w:pPr>
+            <w:r>
+              <w:rPr>
+                <w:rFonts w:ascii="Times New Roman" w:hAnsi="Times New Roman"/>
+                <w:sz w:val="24"/>
+                <w:szCs w:val="24"/>
+              </w:rPr>
+              <w:t>Компилируемый</w:t>
+            </w:r>
+          </w:p>
+        </w:tc>
+        <w:tc>
+          <w:tcPr>
+            <w:tcW w:w="2336" w:type="dxa"/>
+          </w:tcPr>
+          <w:p>
+            <w:pPr>
+              <w:pStyle w:val="af3"/>
+              <w:spacing w:line="276" w:lineRule="auto"/>
+              <w:jc w:val="center"/>
+              <w:rPr>
+                <w:rFonts w:ascii="Times New Roman" w:hAnsi="Times New Roman"/>
+                <w:sz w:val="24"/>
+                <w:szCs w:val="24"/>
+              </w:rPr>
+            </w:pPr>
+            <w:r>
+              <w:rPr>
+                <w:rFonts w:ascii="Times New Roman" w:hAnsi="Times New Roman"/>
+                <w:sz w:val="24"/>
+                <w:szCs w:val="24"/>
+              </w:rPr>
+              <w:t>Компилируемый</w:t>
+            </w:r>
+          </w:p>
+        </w:tc>
+      </w:tr>
+      <w:tr>
+        <w:tc>
+          <w:tcPr>
+            <w:tcW w:w="2336" w:type="dxa"/>
+          </w:tcPr>
+          <w:p>
+            <w:pPr>
+              <w:pStyle w:val="af3"/>
+              <w:spacing w:line="276" w:lineRule="auto"/>
+              <w:jc w:val="both"/>
+              <w:rPr>
+                <w:rFonts w:ascii="Times New Roman" w:hAnsi="Times New Roman"/>
+                <w:sz w:val="24"/>
+                <w:szCs w:val="24"/>
+              </w:rPr>
+            </w:pPr>
+            <w:r>
+              <w:rPr>
+                <w:rFonts w:ascii="Times New Roman" w:hAnsi="Times New Roman"/>
+                <w:sz w:val="24"/>
+                <w:szCs w:val="24"/>
+              </w:rPr>
+              <w:t>Исполнение</w:t>
+            </w:r>
+          </w:p>
+        </w:tc>
+        <w:tc>
+          <w:tcPr>
+            <w:tcW w:w="2336" w:type="dxa"/>
+          </w:tcPr>
+          <w:p>
+            <w:pPr>
+              <w:pStyle w:val="af3"/>
+              <w:spacing w:line="276" w:lineRule="auto"/>
+              <w:jc w:val="center"/>
+              <w:rPr>
+                <w:rFonts w:ascii="Times New Roman" w:hAnsi="Times New Roman"/>
+                <w:sz w:val="24"/>
+                <w:szCs w:val="24"/>
+              </w:rPr>
+            </w:pPr>
+            <w:r>
+              <w:rPr>
+                <w:rFonts w:ascii="Times New Roman" w:hAnsi="Times New Roman"/>
+                <w:sz w:val="24"/>
+                <w:szCs w:val="24"/>
+              </w:rPr>
+              <w:t>Построчная интерпретация</w:t>
+            </w:r>
+          </w:p>
+        </w:tc>
+        <w:tc>
+          <w:tcPr>
+            <w:tcW w:w="2336" w:type="dxa"/>
+          </w:tcPr>
+          <w:p>
+            <w:pPr>
+              <w:pStyle w:val="af3"/>
+              <w:spacing w:line="276" w:lineRule="auto"/>
+              <w:jc w:val="center"/>
+              <w:rPr>
+                <w:rFonts w:ascii="Times New Roman" w:hAnsi="Times New Roman"/>
+                <w:sz w:val="24"/>
+                <w:szCs w:val="24"/>
+              </w:rPr>
+            </w:pPr>
+            <w:r>
+              <w:rPr>
+                <w:rFonts w:ascii="Times New Roman" w:hAnsi="Times New Roman"/>
+                <w:sz w:val="24"/>
+                <w:szCs w:val="24"/>
+              </w:rPr>
+              <w:t>Компиляция в байт-код и исполнение на виртуальной машине</w:t>
+            </w:r>
+          </w:p>
+        </w:tc>
+        <w:tc>
+          <w:tcPr>
+            <w:tcW w:w="2336" w:type="dxa"/>
+          </w:tcPr>
+          <w:p>
+            <w:pPr>
+              <w:pStyle w:val="af3"/>
+              <w:spacing w:line="276" w:lineRule="auto"/>
+              <w:jc w:val="center"/>
+              <w:rPr>
+                <w:rFonts w:ascii="Times New Roman" w:hAnsi="Times New Roman"/>
+                <w:sz w:val="24"/>
+                <w:szCs w:val="24"/>
+              </w:rPr>
+            </w:pPr>
+            <w:r>
+              <w:rPr>
+                <w:rFonts w:ascii="Times New Roman" w:hAnsi="Times New Roman"/>
+                <w:sz w:val="24"/>
+                <w:szCs w:val="24"/>
+              </w:rPr>
+              <w:t>Полная компиляция, выполнение в системе</w:t>
+            </w:r>
+          </w:p>
+        </w:tc>
+      </w:tr>
+    </w:tbl>
+    <w:p>
+      <w:pPr>
+        <w:pStyle w:val="af3"/>
+        <w:spacing w:before="240" w:after="0" w:line="360" w:lineRule="auto"/>
+        <w:ind w:firstLine="709"/>
+        <w:jc w:val="both"/>
+        <w:rPr>
+          <w:rFonts w:ascii="Times New Roman" w:hAnsi="Times New Roman"/>
+          <w:sz w:val="28"/>
+        </w:rPr>
+      </w:pPr>
+      <w:r>
+        <w:rPr>
+          <w:rFonts w:ascii="Times New Roman" w:hAnsi="Times New Roman"/>
+          <w:sz w:val="28"/>
+        </w:rPr>
+        <w:t>В таблице 2 представлен сравнительный анализ языков программирования.</w:t>
+      </w:r>
+      <w:r>
+        <w:t xml:space="preserve"> </w:t>
+      </w:r>
+    </w:p>
+    <w:p>
+      <w:pPr>
+        <w:pStyle w:val="af3"/>
+        <w:spacing w:after="0" w:line="360" w:lineRule="auto"/>
+        <w:jc w:val="both"/>
+        <w:rPr>
+          <w:rFonts w:ascii="Times New Roman" w:hAnsi="Times New Roman"/>
+          <w:sz w:val="28"/>
+        </w:rPr>
+      </w:pPr>
+      <w:r>
+        <w:rPr>
+          <w:rFonts w:ascii="Times New Roman" w:hAnsi="Times New Roman"/>
+          <w:sz w:val="28"/>
+        </w:rPr>
+        <w:lastRenderedPageBreak/>
         <w:t>Таблица 2 – Анализ ЯП</w:t>
       </w:r>
     </w:p>
@@ -3944,7 +4588,381 @@
           </w:p>
         </w:tc>
       </w:tr>
+      <w:tr>
+        <w:tc>
+          <w:tcPr>
+            <w:tcW w:w="3045" w:type="dxa"/>
+          </w:tcPr>
+          <w:p>
+            <w:pPr>
+              <w:pStyle w:val="af3"/>
+              <w:spacing w:line="276" w:lineRule="auto"/>
+              <w:jc w:val="both"/>
+              <w:rPr>
+                <w:rFonts w:ascii="Times New Roman" w:hAnsi="Times New Roman"/>
+                <w:sz w:val="24"/>
+                <w:szCs w:val="24"/>
+              </w:rPr>
+            </w:pPr>
+            <w:r>
+              <w:rPr>
+                <w:rFonts w:ascii="Times New Roman" w:hAnsi="Times New Roman"/>
+                <w:sz w:val="24"/>
+                <w:szCs w:val="24"/>
+              </w:rPr>
+              <w:t>Наличие опыта работы с ЯП</w:t>
+            </w:r>
+          </w:p>
+        </w:tc>
+        <w:tc>
+          <w:tcPr>
+            <w:tcW w:w="2130" w:type="dxa"/>
+          </w:tcPr>
+          <w:p>
+            <w:pPr>
+              <w:pStyle w:val="af3"/>
+              <w:spacing w:line="276" w:lineRule="auto"/>
+              <w:jc w:val="center"/>
+              <w:rPr>
+                <w:rFonts w:ascii="Times New Roman" w:hAnsi="Times New Roman"/>
+                <w:sz w:val="24"/>
+                <w:szCs w:val="24"/>
+              </w:rPr>
+            </w:pPr>
+            <w:r>
+              <w:rPr>
+                <w:rFonts w:ascii="Times New Roman" w:hAnsi="Times New Roman"/>
+                <w:sz w:val="24"/>
+                <w:szCs w:val="24"/>
+              </w:rPr>
+              <w:t>Да</w:t>
+            </w:r>
+          </w:p>
+        </w:tc>
+        <w:tc>
+          <w:tcPr>
+            <w:tcW w:w="2084" w:type="dxa"/>
+          </w:tcPr>
+          <w:p>
+            <w:pPr>
+              <w:pStyle w:val="af3"/>
+              <w:spacing w:line="276" w:lineRule="auto"/>
+              <w:jc w:val="center"/>
+              <w:rPr>
+                <w:rFonts w:ascii="Times New Roman" w:hAnsi="Times New Roman"/>
+                <w:sz w:val="24"/>
+                <w:szCs w:val="24"/>
+              </w:rPr>
+            </w:pPr>
+            <w:r>
+              <w:rPr>
+                <w:rFonts w:ascii="Times New Roman" w:hAnsi="Times New Roman"/>
+                <w:sz w:val="24"/>
+                <w:szCs w:val="24"/>
+              </w:rPr>
+              <w:t>Нет</w:t>
+            </w:r>
+          </w:p>
+        </w:tc>
+        <w:tc>
+          <w:tcPr>
+            <w:tcW w:w="2085" w:type="dxa"/>
+          </w:tcPr>
+          <w:p>
+            <w:pPr>
+              <w:pStyle w:val="af3"/>
+              <w:spacing w:line="276" w:lineRule="auto"/>
+              <w:jc w:val="center"/>
+              <w:rPr>
+                <w:rFonts w:ascii="Times New Roman" w:hAnsi="Times New Roman"/>
+                <w:sz w:val="24"/>
+                <w:szCs w:val="24"/>
+              </w:rPr>
+            </w:pPr>
+            <w:r>
+              <w:rPr>
+                <w:rFonts w:ascii="Times New Roman" w:hAnsi="Times New Roman"/>
+                <w:sz w:val="24"/>
+                <w:szCs w:val="24"/>
+              </w:rPr>
+              <w:t>Да</w:t>
+            </w:r>
+          </w:p>
+        </w:tc>
+      </w:tr>
     </w:tbl>
+    <w:p>
+      <w:pPr>
+        <w:pStyle w:val="af3"/>
+        <w:spacing w:before="240" w:after="0" w:line="360" w:lineRule="auto"/>
+        <w:ind w:firstLine="709"/>
+        <w:jc w:val="both"/>
+        <w:rPr>
+          <w:rFonts w:ascii="Times New Roman" w:hAnsi="Times New Roman"/>
+          <w:sz w:val="28"/>
+        </w:rPr>
+      </w:pPr>
+      <w:r>
+        <w:rPr>
+          <w:rFonts w:ascii="Times New Roman" w:hAnsi="Times New Roman"/>
+          <w:sz w:val="28"/>
+        </w:rPr>
+        <w:t xml:space="preserve">Популярность языков программирования оценивалась по данным индексов </w:t>
+      </w:r>
+      <w:r>
+        <w:rPr>
+          <w:rFonts w:ascii="Times New Roman" w:hAnsi="Times New Roman"/>
+          <w:sz w:val="28"/>
+          <w:lang w:val="en-US"/>
+        </w:rPr>
+        <w:t>PYPL</w:t>
+      </w:r>
+      <w:r>
+        <w:rPr>
+          <w:rFonts w:ascii="Times New Roman" w:hAnsi="Times New Roman"/>
+          <w:sz w:val="28"/>
+        </w:rPr>
+        <w:t xml:space="preserve"> (</w:t>
+      </w:r>
+      <w:r>
+        <w:rPr>
+          <w:rFonts w:ascii="Times New Roman" w:hAnsi="Times New Roman"/>
+          <w:sz w:val="28"/>
+          <w:lang w:val="en-US"/>
+        </w:rPr>
+        <w:t>Popularity</w:t>
+      </w:r>
+      <w:r>
+        <w:rPr>
+          <w:rFonts w:ascii="Times New Roman" w:hAnsi="Times New Roman"/>
+          <w:sz w:val="28"/>
+        </w:rPr>
+        <w:t xml:space="preserve"> </w:t>
+      </w:r>
+      <w:r>
+        <w:rPr>
+          <w:rFonts w:ascii="Times New Roman" w:hAnsi="Times New Roman"/>
+          <w:sz w:val="28"/>
+          <w:lang w:val="en-US"/>
+        </w:rPr>
+        <w:t>of</w:t>
+      </w:r>
+      <w:r>
+        <w:rPr>
+          <w:rFonts w:ascii="Times New Roman" w:hAnsi="Times New Roman"/>
+          <w:sz w:val="28"/>
+        </w:rPr>
+        <w:t xml:space="preserve"> </w:t>
+      </w:r>
+      <w:r>
+        <w:rPr>
+          <w:rFonts w:ascii="Times New Roman" w:hAnsi="Times New Roman"/>
+          <w:sz w:val="28"/>
+          <w:lang w:val="en-US"/>
+        </w:rPr>
+        <w:t>Programming</w:t>
+      </w:r>
+      <w:r>
+        <w:rPr>
+          <w:rFonts w:ascii="Times New Roman" w:hAnsi="Times New Roman"/>
+          <w:sz w:val="28"/>
+        </w:rPr>
+        <w:t xml:space="preserve"> </w:t>
+      </w:r>
+      <w:r>
+        <w:rPr>
+          <w:rFonts w:ascii="Times New Roman" w:hAnsi="Times New Roman"/>
+          <w:sz w:val="28"/>
+          <w:lang w:val="en-US"/>
+        </w:rPr>
+        <w:t>Language</w:t>
+      </w:r>
+      <w:r>
+        <w:rPr>
+          <w:rFonts w:ascii="Times New Roman" w:hAnsi="Times New Roman"/>
+          <w:sz w:val="28"/>
+        </w:rPr>
+        <w:t xml:space="preserve"> </w:t>
+      </w:r>
+      <w:r>
+        <w:rPr>
+          <w:rFonts w:ascii="Times New Roman" w:hAnsi="Times New Roman"/>
+          <w:sz w:val="28"/>
+          <w:lang w:val="en-US"/>
+        </w:rPr>
+        <w:t>Index</w:t>
+      </w:r>
+      <w:r>
+        <w:rPr>
+          <w:rFonts w:ascii="Times New Roman" w:hAnsi="Times New Roman"/>
+          <w:sz w:val="28"/>
+        </w:rPr>
+        <w:t xml:space="preserve">) </w:t>
+      </w:r>
+      <w:r>
+        <w:rPr>
+          <w:rFonts w:ascii="Times New Roman" w:hAnsi="Times New Roman"/>
+          <w:sz w:val="28"/>
+        </w:rPr>
+        <w:t xml:space="preserve">и </w:t>
+      </w:r>
+      <w:r>
+        <w:rPr>
+          <w:rFonts w:ascii="Times New Roman" w:hAnsi="Times New Roman"/>
+          <w:sz w:val="28"/>
+          <w:lang w:val="en-US"/>
+        </w:rPr>
+        <w:t>RPLR</w:t>
+      </w:r>
+      <w:r>
+        <w:rPr>
+          <w:rFonts w:ascii="Times New Roman" w:hAnsi="Times New Roman"/>
+          <w:sz w:val="28"/>
+        </w:rPr>
+        <w:t xml:space="preserve"> </w:t>
+      </w:r>
+      <w:r>
+        <w:rPr>
+          <w:rFonts w:ascii="Times New Roman" w:hAnsi="Times New Roman"/>
+          <w:sz w:val="28"/>
+        </w:rPr>
+        <w:t>(</w:t>
+      </w:r>
+      <w:r>
+        <w:rPr>
+          <w:rFonts w:ascii="Times New Roman" w:hAnsi="Times New Roman"/>
+          <w:sz w:val="28"/>
+          <w:lang w:val="en-US"/>
+        </w:rPr>
+        <w:t>RedMonk</w:t>
+      </w:r>
+      <w:r>
+        <w:rPr>
+          <w:rFonts w:ascii="Times New Roman" w:hAnsi="Times New Roman"/>
+          <w:sz w:val="28"/>
+        </w:rPr>
+        <w:t xml:space="preserve"> </w:t>
+      </w:r>
+      <w:r>
+        <w:rPr>
+          <w:rFonts w:ascii="Times New Roman" w:hAnsi="Times New Roman"/>
+          <w:sz w:val="28"/>
+          <w:lang w:val="en-US"/>
+        </w:rPr>
+        <w:t>Programming</w:t>
+      </w:r>
+      <w:r>
+        <w:rPr>
+          <w:rFonts w:ascii="Times New Roman" w:hAnsi="Times New Roman"/>
+          <w:sz w:val="28"/>
+        </w:rPr>
+        <w:t xml:space="preserve"> </w:t>
+      </w:r>
+      <w:r>
+        <w:rPr>
+          <w:rFonts w:ascii="Times New Roman" w:hAnsi="Times New Roman"/>
+          <w:sz w:val="28"/>
+          <w:lang w:val="en-US"/>
+        </w:rPr>
+        <w:t>Languages</w:t>
+      </w:r>
+      <w:r>
+        <w:rPr>
+          <w:rFonts w:ascii="Times New Roman" w:hAnsi="Times New Roman"/>
+          <w:sz w:val="28"/>
+        </w:rPr>
+        <w:t xml:space="preserve"> </w:t>
+      </w:r>
+      <w:r>
+        <w:rPr>
+          <w:rFonts w:ascii="Times New Roman" w:hAnsi="Times New Roman"/>
+          <w:sz w:val="28"/>
+          <w:lang w:val="en-US"/>
+        </w:rPr>
+        <w:t>Rankings</w:t>
+      </w:r>
+      <w:r>
+        <w:rPr>
+          <w:rFonts w:ascii="Times New Roman" w:hAnsi="Times New Roman"/>
+          <w:sz w:val="28"/>
+        </w:rPr>
+        <w:t>)</w:t>
+      </w:r>
+      <w:r>
+        <w:rPr>
+          <w:rFonts w:ascii="Times New Roman" w:hAnsi="Times New Roman"/>
+          <w:sz w:val="28"/>
+        </w:rPr>
+        <w:t xml:space="preserve">. Первый индекс оценивает информацию о ЯП из </w:t>
+      </w:r>
+      <w:r>
+        <w:rPr>
+          <w:rFonts w:ascii="Times New Roman" w:hAnsi="Times New Roman"/>
+          <w:sz w:val="28"/>
+          <w:lang w:val="en-US"/>
+        </w:rPr>
+        <w:t>Google</w:t>
+      </w:r>
+      <w:r>
+        <w:rPr>
+          <w:rFonts w:ascii="Times New Roman" w:hAnsi="Times New Roman"/>
+          <w:sz w:val="28"/>
+        </w:rPr>
+        <w:t xml:space="preserve"> </w:t>
+      </w:r>
+      <w:r>
+        <w:rPr>
+          <w:rFonts w:ascii="Times New Roman" w:hAnsi="Times New Roman"/>
+          <w:sz w:val="28"/>
+          <w:lang w:val="en-US"/>
+        </w:rPr>
+        <w:t>Trends</w:t>
+      </w:r>
+      <w:r>
+        <w:rPr>
+          <w:rFonts w:ascii="Times New Roman" w:hAnsi="Times New Roman"/>
+          <w:sz w:val="28"/>
+        </w:rPr>
+        <w:t xml:space="preserve">, второй индекс отражает использование ЯП в репозиториях </w:t>
+      </w:r>
+      <w:r>
+        <w:rPr>
+          <w:rFonts w:ascii="Times New Roman" w:hAnsi="Times New Roman"/>
+          <w:sz w:val="28"/>
+          <w:lang w:val="en-US"/>
+        </w:rPr>
+        <w:t>GitHub</w:t>
+      </w:r>
+      <w:r>
+        <w:rPr>
+          <w:rFonts w:ascii="Times New Roman" w:hAnsi="Times New Roman"/>
+          <w:sz w:val="28"/>
+        </w:rPr>
+        <w:t xml:space="preserve"> </w:t>
+      </w:r>
+      <w:r>
+        <w:rPr>
+          <w:rFonts w:ascii="Times New Roman" w:hAnsi="Times New Roman"/>
+          <w:sz w:val="28"/>
+        </w:rPr>
+        <w:t xml:space="preserve">и тегах </w:t>
+      </w:r>
+      <w:r>
+        <w:rPr>
+          <w:rFonts w:ascii="Times New Roman" w:hAnsi="Times New Roman"/>
+          <w:sz w:val="28"/>
+          <w:lang w:val="en-US"/>
+        </w:rPr>
+        <w:t>StackOverflow</w:t>
+      </w:r>
+      <w:r>
+        <w:rPr>
+          <w:rFonts w:ascii="Times New Roman" w:hAnsi="Times New Roman"/>
+          <w:sz w:val="28"/>
+        </w:rPr>
+        <w:t>.</w:t>
+      </w:r>
+    </w:p>
     <w:p>
       <w:pPr>
         <w:pStyle w:val="af3"/>
@@ -3961,7 +4979,7 @@
           <w:rFonts w:ascii="Times New Roman" w:hAnsi="Times New Roman"/>
           <w:sz w:val="28"/>
         </w:rPr>
-        <w:t xml:space="preserve">Популярность языков программирования оценивалась по данным индексов </w:t>
+        <w:t xml:space="preserve">Кроссплатформенность языков оценивалась исходя из необходимости пересобирать приложение под ту или иную целевую платформу. Интерпретатор языка </w:t>
       </w:r>
       <w:r>
         <w:rPr>
@@ -3969,14 +4987,28 @@
           <w:sz w:val="28"/>
           <w:lang w:val="en-US"/>
         </w:rPr>
-        <w:t>PYPL</w:t>
-      </w:r>
-      <w:r>
-        <w:rPr>
-          <w:rFonts w:ascii="Times New Roman" w:hAnsi="Times New Roman"/>
-          <w:sz w:val="28"/>
-        </w:rPr>
-        <w:t xml:space="preserve"> (</w:t>
+        <w:t>Python</w:t>
+      </w:r>
+      <w:r>
+        <w:rPr>
+          <w:rFonts w:ascii="Times New Roman" w:hAnsi="Times New Roman"/>
+          <w:sz w:val="28"/>
+        </w:rPr>
+        <w:t xml:space="preserve"> </w:t>
+      </w:r>
+      <w:r>
+        <w:rPr>
+          <w:rFonts w:ascii="Times New Roman" w:hAnsi="Times New Roman"/>
+          <w:sz w:val="28"/>
+        </w:rPr>
+        <w:t>может запускать байт-код на любой операционной систе</w:t>
+      </w:r>
+      <w:r>
+        <w:rPr>
+          <w:rFonts w:ascii="Times New Roman" w:hAnsi="Times New Roman"/>
+          <w:sz w:val="28"/>
+        </w:rPr>
+        <w:t xml:space="preserve">ме, равно как и </w:t>
       </w:r>
       <w:r>
         <w:rPr>
@@ -3984,7 +5016,7 @@
           <w:sz w:val="28"/>
           <w:lang w:val="en-US"/>
         </w:rPr>
-        <w:t>Popularity</w:t>
+        <w:t>JVM</w:t>
       </w:r>
       <w:r>
         <w:rPr>
@@ -3997,224 +5029,23 @@
         <w:rPr>
           <w:rFonts w:ascii="Times New Roman" w:hAnsi="Times New Roman"/>
           <w:sz w:val="28"/>
+        </w:rPr>
+        <w:t xml:space="preserve">в </w:t>
+      </w:r>
+      <w:r>
+        <w:rPr>
+          <w:rFonts w:ascii="Times New Roman" w:hAnsi="Times New Roman"/>
+          <w:sz w:val="28"/>
           <w:lang w:val="en-US"/>
         </w:rPr>
-        <w:t>of</w:t>
-      </w:r>
-      <w:r>
-        <w:rPr>
-          <w:rFonts w:ascii="Times New Roman" w:hAnsi="Times New Roman"/>
-          <w:sz w:val="28"/>
-        </w:rPr>
-        <w:t xml:space="preserve"> </w:t>
-      </w:r>
-      <w:r>
-        <w:rPr>
-          <w:rFonts w:ascii="Times New Roman" w:hAnsi="Times New Roman"/>
-          <w:sz w:val="28"/>
-          <w:lang w:val="en-US"/>
-        </w:rPr>
-        <w:t>Programming</w:t>
-      </w:r>
-      <w:r>
-        <w:rPr>
-          <w:rFonts w:ascii="Times New Roman" w:hAnsi="Times New Roman"/>
-          <w:sz w:val="28"/>
-        </w:rPr>
-        <w:t xml:space="preserve"> </w:t>
-      </w:r>
-      <w:r>
-        <w:rPr>
-          <w:rFonts w:ascii="Times New Roman" w:hAnsi="Times New Roman"/>
-          <w:sz w:val="28"/>
-          <w:lang w:val="en-US"/>
-        </w:rPr>
-        <w:t>Language</w:t>
-      </w:r>
-      <w:r>
-        <w:rPr>
-          <w:rFonts w:ascii="Times New Roman" w:hAnsi="Times New Roman"/>
-          <w:sz w:val="28"/>
-        </w:rPr>
-        <w:t xml:space="preserve"> </w:t>
-      </w:r>
-      <w:r>
-        <w:rPr>
-          <w:rFonts w:ascii="Times New Roman" w:hAnsi="Times New Roman"/>
-          <w:sz w:val="28"/>
-          <w:lang w:val="en-US"/>
-        </w:rPr>
-        <w:t>Index</w:t>
-      </w:r>
-      <w:r>
-        <w:rPr>
-          <w:rFonts w:ascii="Times New Roman" w:hAnsi="Times New Roman"/>
-          <w:sz w:val="28"/>
-        </w:rPr>
-        <w:t xml:space="preserve">) </w:t>
-      </w:r>
-      <w:r>
-        <w:rPr>
-          <w:rFonts w:ascii="Times New Roman" w:hAnsi="Times New Roman"/>
-          <w:sz w:val="28"/>
-        </w:rPr>
-        <w:t xml:space="preserve">и </w:t>
-      </w:r>
-      <w:r>
-        <w:rPr>
-          <w:rFonts w:ascii="Times New Roman" w:hAnsi="Times New Roman"/>
-          <w:sz w:val="28"/>
-          <w:lang w:val="en-US"/>
-        </w:rPr>
-        <w:t>RPLR</w:t>
-      </w:r>
-      <w:r>
-        <w:rPr>
-          <w:rFonts w:ascii="Times New Roman" w:hAnsi="Times New Roman"/>
-          <w:sz w:val="28"/>
-        </w:rPr>
-        <w:t xml:space="preserve"> </w:t>
-      </w:r>
-      <w:r>
-        <w:rPr>
-          <w:rFonts w:ascii="Times New Roman" w:hAnsi="Times New Roman"/>
-          <w:sz w:val="28"/>
-        </w:rPr>
-        <w:t>(</w:t>
-      </w:r>
-      <w:r>
-        <w:rPr>
-          <w:rFonts w:ascii="Times New Roman" w:hAnsi="Times New Roman"/>
-          <w:sz w:val="28"/>
-          <w:lang w:val="en-US"/>
-        </w:rPr>
-        <w:t>RedMonk</w:t>
-      </w:r>
-      <w:r>
-        <w:rPr>
-          <w:rFonts w:ascii="Times New Roman" w:hAnsi="Times New Roman"/>
-          <w:sz w:val="28"/>
-        </w:rPr>
-        <w:t xml:space="preserve"> </w:t>
-      </w:r>
-      <w:r>
-        <w:rPr>
-          <w:rFonts w:ascii="Times New Roman" w:hAnsi="Times New Roman"/>
-          <w:sz w:val="28"/>
-          <w:lang w:val="en-US"/>
-        </w:rPr>
-        <w:t>Programming</w:t>
-      </w:r>
-      <w:r>
-        <w:rPr>
-          <w:rFonts w:ascii="Times New Roman" w:hAnsi="Times New Roman"/>
-          <w:sz w:val="28"/>
-        </w:rPr>
-        <w:t xml:space="preserve"> </w:t>
-      </w:r>
-      <w:r>
-        <w:rPr>
-          <w:rFonts w:ascii="Times New Roman" w:hAnsi="Times New Roman"/>
-          <w:sz w:val="28"/>
-          <w:lang w:val="en-US"/>
-        </w:rPr>
-        <w:t>Languages</w:t>
-      </w:r>
-      <w:r>
-        <w:rPr>
-          <w:rFonts w:ascii="Times New Roman" w:hAnsi="Times New Roman"/>
-          <w:sz w:val="28"/>
-        </w:rPr>
-        <w:t xml:space="preserve"> </w:t>
-      </w:r>
-      <w:r>
-        <w:rPr>
-          <w:rFonts w:ascii="Times New Roman" w:hAnsi="Times New Roman"/>
-          <w:sz w:val="28"/>
-          <w:lang w:val="en-US"/>
-        </w:rPr>
-        <w:t>Rankings</w:t>
-      </w:r>
-      <w:r>
-        <w:rPr>
-          <w:rFonts w:ascii="Times New Roman" w:hAnsi="Times New Roman"/>
-          <w:sz w:val="28"/>
-        </w:rPr>
-        <w:t>)</w:t>
-      </w:r>
-      <w:r>
-        <w:rPr>
-          <w:rFonts w:ascii="Times New Roman" w:hAnsi="Times New Roman"/>
-          <w:sz w:val="28"/>
-        </w:rPr>
-        <w:t xml:space="preserve">. Первый индекс оценивает информацию о ЯП из </w:t>
-      </w:r>
-      <w:r>
-        <w:rPr>
-          <w:rFonts w:ascii="Times New Roman" w:hAnsi="Times New Roman"/>
-          <w:sz w:val="28"/>
-          <w:lang w:val="en-US"/>
-        </w:rPr>
-        <w:t>Google</w:t>
-      </w:r>
-      <w:r>
-        <w:rPr>
-          <w:rFonts w:ascii="Times New Roman" w:hAnsi="Times New Roman"/>
-          <w:sz w:val="28"/>
-        </w:rPr>
-        <w:t xml:space="preserve"> </w:t>
-      </w:r>
-      <w:r>
-        <w:rPr>
-          <w:rFonts w:ascii="Times New Roman" w:hAnsi="Times New Roman"/>
-          <w:sz w:val="28"/>
-          <w:lang w:val="en-US"/>
-        </w:rPr>
-        <w:t>Trends</w:t>
-      </w:r>
-      <w:r>
-        <w:rPr>
-          <w:rFonts w:ascii="Times New Roman" w:hAnsi="Times New Roman"/>
-          <w:sz w:val="28"/>
-        </w:rPr>
-        <w:t xml:space="preserve">, второй индекс отражает использование ЯП в репозиториях </w:t>
-      </w:r>
-      <w:r>
-        <w:rPr>
-          <w:rFonts w:ascii="Times New Roman" w:hAnsi="Times New Roman"/>
-          <w:sz w:val="28"/>
-          <w:lang w:val="en-US"/>
-        </w:rPr>
-        <w:t>GitHub</w:t>
-      </w:r>
-      <w:r>
-        <w:rPr>
-          <w:rFonts w:ascii="Times New Roman" w:hAnsi="Times New Roman"/>
-          <w:sz w:val="28"/>
-        </w:rPr>
-        <w:t xml:space="preserve"> </w:t>
-      </w:r>
-      <w:r>
-        <w:rPr>
-          <w:rFonts w:ascii="Times New Roman" w:hAnsi="Times New Roman"/>
-          <w:sz w:val="28"/>
-        </w:rPr>
-        <w:t xml:space="preserve">и тегах </w:t>
-      </w:r>
-      <w:r>
-        <w:rPr>
-          <w:rFonts w:ascii="Times New Roman" w:hAnsi="Times New Roman"/>
-          <w:sz w:val="28"/>
-          <w:lang w:val="en-US"/>
-        </w:rPr>
-        <w:t>StackOverflow</w:t>
-      </w:r>
-      <w:r>
-        <w:rPr>
-          <w:rFonts w:ascii="Times New Roman" w:hAnsi="Times New Roman"/>
-          <w:sz w:val="28"/>
-        </w:rPr>
-        <w:t>.</w:t>
+        <w:t>Java</w:t>
+      </w:r>
+      <w:r>
+        <w:rPr>
+          <w:rFonts w:ascii="Times New Roman" w:hAnsi="Times New Roman"/>
+          <w:sz w:val="28"/>
+        </w:rPr>
+        <w:t>. С++ не является языком кроссплатформенной разработки и его использование требует пересобирать исполняемые файлы под разные платформы.</w:t>
       </w:r>
     </w:p>
     <w:p>
@@ -4233,8 +5064,7 @@
           <w:rFonts w:ascii="Times New Roman" w:hAnsi="Times New Roman"/>
           <w:sz w:val="28"/>
         </w:rPr>
-        <w:lastRenderedPageBreak/>
-        <w:t xml:space="preserve">Кроссплатформенность языков оценивалась исходя из необходимости пересобирать приложение под ту или иную целевую платформу. Интерпретатор языка </w:t>
+        <w:t xml:space="preserve">Также стоит отметить наличие опыта разработки на языке программирования </w:t>
       </w:r>
       <w:r>
         <w:rPr>
@@ -4249,21 +5079,7 @@
           <w:rFonts w:ascii="Times New Roman" w:hAnsi="Times New Roman"/>
           <w:sz w:val="28"/>
         </w:rPr>
-        <w:t xml:space="preserve"> </w:t>
-      </w:r>
-      <w:r>
-        <w:rPr>
-          <w:rFonts w:ascii="Times New Roman" w:hAnsi="Times New Roman"/>
-          <w:sz w:val="28"/>
-        </w:rPr>
-        <w:t>может запускать байт-код на любой операционной систе</w:t>
-      </w:r>
-      <w:r>
-        <w:rPr>
-          <w:rFonts w:ascii="Times New Roman" w:hAnsi="Times New Roman"/>
-          <w:sz w:val="28"/>
-        </w:rPr>
-        <w:t xml:space="preserve">ме, равно как и </w:t>
+        <w:t xml:space="preserve">. Исходя из приведённой информации, выбор был сделан в пользу ЯП </w:t>
       </w:r>
       <w:r>
         <w:rPr>
@@ -4271,36 +5087,14 @@
           <w:sz w:val="28"/>
           <w:lang w:val="en-US"/>
         </w:rPr>
-        <w:t>JVM</w:t>
-      </w:r>
-      <w:r>
-        <w:rPr>
-          <w:rFonts w:ascii="Times New Roman" w:hAnsi="Times New Roman"/>
-          <w:sz w:val="28"/>
-        </w:rPr>
-        <w:t xml:space="preserve"> </w:t>
-      </w:r>
-      <w:r>
-        <w:rPr>
-          <w:rFonts w:ascii="Times New Roman" w:hAnsi="Times New Roman"/>
-          <w:sz w:val="28"/>
-        </w:rPr>
-        <w:t xml:space="preserve">в </w:t>
-      </w:r>
-      <w:r>
-        <w:rPr>
-          <w:rFonts w:ascii="Times New Roman" w:hAnsi="Times New Roman"/>
-          <w:sz w:val="28"/>
-          <w:lang w:val="en-US"/>
-        </w:rPr>
-        <w:t>Java</w:t>
-      </w:r>
-      <w:r>
-        <w:rPr>
-          <w:rFonts w:ascii="Times New Roman" w:hAnsi="Times New Roman"/>
-          <w:sz w:val="28"/>
-        </w:rPr>
-        <w:t>. С++ не является языком кроссплатформенной разработки и его использование требует пересобирать исполняемые файлы под разные платформы.</w:t>
+        <w:t>Python</w:t>
+      </w:r>
+      <w:r>
+        <w:rPr>
+          <w:rFonts w:ascii="Times New Roman" w:hAnsi="Times New Roman"/>
+          <w:sz w:val="28"/>
+        </w:rPr>
+        <w:t xml:space="preserve"> 3. </w:t>
       </w:r>
     </w:p>
     <w:p>
@@ -4311,55 +5105,6 @@
         <w:jc w:val="both"/>
         <w:rPr>
           <w:rFonts w:ascii="Times New Roman" w:hAnsi="Times New Roman"/>
-          <w:sz w:val="28"/>
-        </w:rPr>
-      </w:pPr>
-      <w:r>
-        <w:rPr>
-          <w:rFonts w:ascii="Times New Roman" w:hAnsi="Times New Roman"/>
-          <w:sz w:val="28"/>
-        </w:rPr>
-        <w:t xml:space="preserve">Также стоит отметить наличие опыта разработки на языке программирования </w:t>
-      </w:r>
-      <w:r>
-        <w:rPr>
-          <w:rFonts w:ascii="Times New Roman" w:hAnsi="Times New Roman"/>
-          <w:sz w:val="28"/>
-          <w:lang w:val="en-US"/>
-        </w:rPr>
-        <w:t>Python</w:t>
-      </w:r>
-      <w:r>
-        <w:rPr>
-          <w:rFonts w:ascii="Times New Roman" w:hAnsi="Times New Roman"/>
-          <w:sz w:val="28"/>
-        </w:rPr>
-        <w:t xml:space="preserve">. Исходя из приведённой информации, выбор был сделан в пользу ЯП </w:t>
-      </w:r>
-      <w:r>
-        <w:rPr>
-          <w:rFonts w:ascii="Times New Roman" w:hAnsi="Times New Roman"/>
-          <w:sz w:val="28"/>
-          <w:lang w:val="en-US"/>
-        </w:rPr>
-        <w:t>Python</w:t>
-      </w:r>
-      <w:r>
-        <w:rPr>
-          <w:rFonts w:ascii="Times New Roman" w:hAnsi="Times New Roman"/>
-          <w:sz w:val="28"/>
-        </w:rPr>
-        <w:t xml:space="preserve"> 3. </w:t>
-      </w:r>
-    </w:p>
-    <w:p>
-      <w:pPr>
-        <w:pStyle w:val="af3"/>
-        <w:spacing w:after="0" w:line="360" w:lineRule="auto"/>
-        <w:ind w:firstLine="709"/>
-        <w:jc w:val="both"/>
-        <w:rPr>
-          <w:rFonts w:ascii="Times New Roman" w:hAnsi="Times New Roman"/>
           <w:b/>
           <w:bCs/>
           <w:sz w:val="28"/>
@@ -4392,62 +5137,6 @@
           <w:lang w:val="en-US"/>
         </w:rPr>
         <w:t>Python</w:t>
-      </w:r>
-    </w:p>
-    <w:p>
-      <w:pPr>
-        <w:pStyle w:val="af3"/>
-        <w:spacing w:after="0" w:line="360" w:lineRule="auto"/>
-        <w:ind w:firstLine="709"/>
-        <w:jc w:val="both"/>
-        <w:rPr>
-          <w:rFonts w:ascii="Times New Roman" w:hAnsi="Times New Roman"/>
-          <w:sz w:val="28"/>
-        </w:rPr>
-      </w:pPr>
-      <w:r>
-        <w:rPr>
-          <w:rFonts w:ascii="Times New Roman" w:hAnsi="Times New Roman"/>
-          <w:sz w:val="28"/>
-          <w:lang w:val="en-US"/>
-        </w:rPr>
-        <w:t>Python</w:t>
-      </w:r>
-      <w:r>
-        <w:rPr>
-          <w:rFonts w:ascii="Times New Roman" w:hAnsi="Times New Roman"/>
-          <w:sz w:val="28"/>
-        </w:rPr>
-        <w:t xml:space="preserve"> – </w:t>
-      </w:r>
-      <w:r>
-        <w:rPr>
-          <w:rFonts w:ascii="Times New Roman" w:hAnsi="Times New Roman"/>
-          <w:sz w:val="28"/>
-        </w:rPr>
-        <w:t xml:space="preserve">интерпретируемый язык программирования с динамической типизацией данных. Данный ЯП активно применяется как для анализа данных и машинного обучения, так и для создания </w:t>
-      </w:r>
-      <w:r>
-        <w:rPr>
-          <w:rFonts w:ascii="Times New Roman" w:hAnsi="Times New Roman"/>
-          <w:sz w:val="28"/>
-          <w:lang w:val="en-US"/>
-        </w:rPr>
-        <w:t>backend</w:t>
-      </w:r>
-      <w:r>
-        <w:rPr>
-          <w:rFonts w:ascii="Times New Roman" w:hAnsi="Times New Roman"/>
-          <w:sz w:val="28"/>
-        </w:rPr>
-        <w:t>-</w:t>
-      </w:r>
-      <w:r>
-        <w:rPr>
-          <w:rFonts w:ascii="Times New Roman" w:hAnsi="Times New Roman"/>
-          <w:sz w:val="28"/>
-        </w:rPr>
-        <w:t>части клиент-серверных приложений.</w:t>
       </w:r>
     </w:p>
     <w:p>
@@ -4942,6 +5631,7 @@
           <w:rFonts w:ascii="Times New Roman" w:hAnsi="Times New Roman"/>
           <w:sz w:val="28"/>
         </w:rPr>
+        <w:lastRenderedPageBreak/>
         <w:t xml:space="preserve">Для работы с протоколом </w:t>
       </w:r>
       <w:r>
@@ -5288,7 +5978,6 @@
           <w:sz w:val="28"/>
           <w:lang w:val="en-US"/>
         </w:rPr>
-        <w:lastRenderedPageBreak/>
         <w:t>PySNMP</w:t>
       </w:r>
       <w:r>
@@ -5954,7 +6643,14 @@
           <w:sz w:val="28"/>
           <w:lang w:val="en-US"/>
         </w:rPr>
-        <w:t xml:space="preserve">influxdb </w:t>
+        <w:t>influxdb</w:t>
+      </w:r>
+      <w:r>
+        <w:rPr>
+          <w:rFonts w:ascii="Times New Roman" w:hAnsi="Times New Roman"/>
+          <w:sz w:val="28"/>
+        </w:rPr>
+        <w:t xml:space="preserve"> </w:t>
       </w:r>
       <w:r>
         <w:rPr>
@@ -6121,6 +6817,7 @@
           <w:rFonts w:ascii="Times New Roman" w:hAnsi="Times New Roman"/>
           <w:sz w:val="28"/>
         </w:rPr>
+        <w:lastRenderedPageBreak/>
         <w:t xml:space="preserve">Таблица 4 – Анализ </w:t>
       </w:r>
       <w:r>
@@ -6630,15 +7327,7 @@
           <w:rFonts w:ascii="Times New Roman" w:hAnsi="Times New Roman"/>
           <w:sz w:val="28"/>
         </w:rPr>
-        <w:t xml:space="preserve">имеет частичную поддержку </w:t>
-      </w:r>
-      <w:r>
-        <w:rPr>
-          <w:rFonts w:ascii="Times New Roman" w:hAnsi="Times New Roman"/>
-          <w:sz w:val="28"/>
-        </w:rPr>
-        <w:lastRenderedPageBreak/>
-        <w:t xml:space="preserve">работы в асинхронном режиме, это требует дополнительной настройки </w:t>
+        <w:t xml:space="preserve">имеет частичную поддержку работы в асинхронном режиме, это требует дополнительной настройки </w:t>
       </w:r>
       <w:r>
         <w:rPr>
@@ -6676,14 +7365,35 @@
           <w:sz w:val="28"/>
           <w:lang w:val="en-US"/>
         </w:rPr>
-        <w:t xml:space="preserve">Flask </w:t>
-      </w:r>
-      <w:r>
-        <w:rPr>
-          <w:rFonts w:ascii="Times New Roman" w:hAnsi="Times New Roman"/>
-          <w:sz w:val="28"/>
-        </w:rPr>
-        <w:t>является исключительно синхронным фреймворком.</w:t>
+        <w:t>Flask</w:t>
+      </w:r>
+      <w:r>
+        <w:rPr>
+          <w:rFonts w:ascii="Times New Roman" w:hAnsi="Times New Roman"/>
+          <w:sz w:val="28"/>
+        </w:rPr>
+        <w:t xml:space="preserve"> </w:t>
+      </w:r>
+      <w:r>
+        <w:rPr>
+          <w:rFonts w:ascii="Times New Roman" w:hAnsi="Times New Roman"/>
+          <w:sz w:val="28"/>
+        </w:rPr>
+        <w:t>является исключительно синхронным фреймворком</w:t>
+      </w:r>
+      <w:r>
+        <w:rPr>
+          <w:rFonts w:ascii="Times New Roman" w:hAnsi="Times New Roman"/>
+          <w:sz w:val="28"/>
+        </w:rPr>
+        <w:t xml:space="preserve"> начального уровня</w:t>
+      </w:r>
+      <w:r>
+        <w:rPr>
+          <w:rFonts w:ascii="Times New Roman" w:hAnsi="Times New Roman"/>
+          <w:sz w:val="28"/>
+        </w:rPr>
+        <w:t>.</w:t>
       </w:r>
     </w:p>
     <w:p>
@@ -7200,7 +7910,7 @@
     <w:p>
       <w:pPr>
         <w:pStyle w:val="af3"/>
-        <w:spacing w:after="0" w:line="360" w:lineRule="auto"/>
+        <w:spacing w:before="240" w:after="0" w:line="360" w:lineRule="auto"/>
         <w:ind w:firstLine="709"/>
         <w:jc w:val="both"/>
         <w:rPr>
@@ -7469,7 +8179,6 @@
       <w:pPr>
         <w:pStyle w:val="af3"/>
         <w:spacing w:after="0" w:line="360" w:lineRule="auto"/>
-        <w:ind w:firstLine="709"/>
         <w:jc w:val="both"/>
         <w:rPr>
           <w:rFonts w:ascii="Times New Roman" w:hAnsi="Times New Roman"/>
@@ -7502,18 +8211,21 @@
           <w:p>
             <w:pPr>
               <w:pStyle w:val="af3"/>
-              <w:spacing w:line="360" w:lineRule="auto"/>
+              <w:spacing w:line="276" w:lineRule="auto"/>
               <w:jc w:val="center"/>
               <w:rPr>
                 <w:rFonts w:ascii="Times New Roman" w:hAnsi="Times New Roman"/>
-                <w:sz w:val="28"/>
+                <w:sz w:val="24"/>
+                <w:szCs w:val="24"/>
               </w:rPr>
             </w:pPr>
             <w:r>
               <w:rPr>
                 <w:rFonts w:ascii="Times New Roman" w:hAnsi="Times New Roman"/>
-                <w:sz w:val="28"/>
-              </w:rPr>
+                <w:sz w:val="24"/>
+                <w:szCs w:val="24"/>
+              </w:rPr>
+              <w:lastRenderedPageBreak/>
               <w:t>Категория</w:t>
             </w:r>
           </w:p>
@@ -7525,17 +8237,19 @@
           <w:p>
             <w:pPr>
               <w:pStyle w:val="af3"/>
-              <w:spacing w:line="360" w:lineRule="auto"/>
+              <w:spacing w:line="276" w:lineRule="auto"/>
               <w:jc w:val="center"/>
               <w:rPr>
                 <w:rFonts w:ascii="Times New Roman" w:hAnsi="Times New Roman"/>
-                <w:sz w:val="28"/>
+                <w:sz w:val="24"/>
+                <w:szCs w:val="24"/>
               </w:rPr>
             </w:pPr>
             <w:r>
               <w:rPr>
                 <w:rFonts w:ascii="Times New Roman" w:hAnsi="Times New Roman"/>
-                <w:sz w:val="28"/>
+                <w:sz w:val="24"/>
+                <w:szCs w:val="24"/>
               </w:rPr>
               <w:t>Выбранное средство</w:t>
             </w:r>
@@ -7550,17 +8264,19 @@
           <w:p>
             <w:pPr>
               <w:pStyle w:val="af3"/>
-              <w:spacing w:line="360" w:lineRule="auto"/>
+              <w:spacing w:line="276" w:lineRule="auto"/>
               <w:jc w:val="both"/>
               <w:rPr>
                 <w:rFonts w:ascii="Times New Roman" w:hAnsi="Times New Roman"/>
-                <w:sz w:val="28"/>
+                <w:sz w:val="24"/>
+                <w:szCs w:val="24"/>
               </w:rPr>
             </w:pPr>
             <w:r>
               <w:rPr>
                 <w:rFonts w:ascii="Times New Roman" w:hAnsi="Times New Roman"/>
-                <w:sz w:val="28"/>
+                <w:sz w:val="24"/>
+                <w:szCs w:val="24"/>
               </w:rPr>
               <w:t>Язык программирования</w:t>
             </w:r>
@@ -7573,18 +8289,20 @@
           <w:p>
             <w:pPr>
               <w:pStyle w:val="af3"/>
-              <w:spacing w:line="360" w:lineRule="auto"/>
+              <w:spacing w:line="276" w:lineRule="auto"/>
               <w:jc w:val="center"/>
               <w:rPr>
                 <w:rFonts w:ascii="Times New Roman" w:hAnsi="Times New Roman"/>
-                <w:sz w:val="28"/>
+                <w:sz w:val="24"/>
+                <w:szCs w:val="24"/>
                 <w:lang w:val="en-US"/>
               </w:rPr>
             </w:pPr>
             <w:r>
               <w:rPr>
                 <w:rFonts w:ascii="Times New Roman" w:hAnsi="Times New Roman"/>
-                <w:sz w:val="28"/>
+                <w:sz w:val="24"/>
+                <w:szCs w:val="24"/>
                 <w:lang w:val="en-US"/>
               </w:rPr>
               <w:t>Python 3</w:t>
@@ -7600,24 +8318,27 @@
           <w:p>
             <w:pPr>
               <w:pStyle w:val="af3"/>
-              <w:spacing w:line="360" w:lineRule="auto"/>
+              <w:spacing w:line="276" w:lineRule="auto"/>
               <w:jc w:val="both"/>
               <w:rPr>
                 <w:rFonts w:ascii="Times New Roman" w:hAnsi="Times New Roman"/>
-                <w:sz w:val="28"/>
+                <w:sz w:val="24"/>
+                <w:szCs w:val="24"/>
               </w:rPr>
             </w:pPr>
             <w:r>
               <w:rPr>
                 <w:rFonts w:ascii="Times New Roman" w:hAnsi="Times New Roman"/>
-                <w:sz w:val="28"/>
+                <w:sz w:val="24"/>
+                <w:szCs w:val="24"/>
               </w:rPr>
               <w:t xml:space="preserve">Модуль управления </w:t>
             </w:r>
             <w:r>
               <w:rPr>
                 <w:rFonts w:ascii="Times New Roman" w:hAnsi="Times New Roman"/>
-                <w:sz w:val="28"/>
+                <w:sz w:val="24"/>
+                <w:szCs w:val="24"/>
                 <w:lang w:val="en-US"/>
               </w:rPr>
               <w:t>SNMP</w:t>
@@ -7631,18 +8352,20 @@
           <w:p>
             <w:pPr>
               <w:pStyle w:val="af3"/>
-              <w:spacing w:line="360" w:lineRule="auto"/>
+              <w:spacing w:line="276" w:lineRule="auto"/>
               <w:jc w:val="center"/>
               <w:rPr>
                 <w:rFonts w:ascii="Times New Roman" w:hAnsi="Times New Roman"/>
-                <w:sz w:val="28"/>
+                <w:sz w:val="24"/>
+                <w:szCs w:val="24"/>
                 <w:lang w:val="en-US"/>
               </w:rPr>
             </w:pPr>
             <w:r>
               <w:rPr>
                 <w:rFonts w:ascii="Times New Roman" w:hAnsi="Times New Roman"/>
-                <w:sz w:val="28"/>
+                <w:sz w:val="24"/>
+                <w:szCs w:val="24"/>
                 <w:lang w:val="en-US"/>
               </w:rPr>
               <w:t>PySNMP</w:t>
@@ -7658,18 +8381,20 @@
           <w:p>
             <w:pPr>
               <w:pStyle w:val="af3"/>
-              <w:spacing w:line="360" w:lineRule="auto"/>
+              <w:spacing w:line="276" w:lineRule="auto"/>
               <w:jc w:val="both"/>
               <w:rPr>
                 <w:rFonts w:ascii="Times New Roman" w:hAnsi="Times New Roman"/>
-                <w:sz w:val="28"/>
+                <w:sz w:val="24"/>
+                <w:szCs w:val="24"/>
                 <w:lang w:val="en-US"/>
               </w:rPr>
             </w:pPr>
             <w:r>
               <w:rPr>
                 <w:rFonts w:ascii="Times New Roman" w:hAnsi="Times New Roman"/>
-                <w:sz w:val="28"/>
+                <w:sz w:val="24"/>
+                <w:szCs w:val="24"/>
               </w:rPr>
               <w:t>Драйвер БД</w:t>
             </w:r>
@@ -7682,18 +8407,20 @@
           <w:p>
             <w:pPr>
               <w:pStyle w:val="af3"/>
-              <w:spacing w:line="360" w:lineRule="auto"/>
+              <w:spacing w:line="276" w:lineRule="auto"/>
               <w:jc w:val="center"/>
               <w:rPr>
                 <w:rFonts w:ascii="Times New Roman" w:hAnsi="Times New Roman"/>
-                <w:sz w:val="28"/>
+                <w:sz w:val="24"/>
+                <w:szCs w:val="24"/>
                 <w:lang w:val="en-US"/>
               </w:rPr>
             </w:pPr>
             <w:r>
               <w:rPr>
                 <w:rFonts w:ascii="Times New Roman" w:hAnsi="Times New Roman"/>
-                <w:sz w:val="28"/>
+                <w:sz w:val="24"/>
+                <w:szCs w:val="24"/>
                 <w:lang w:val="en-US"/>
               </w:rPr>
               <w:t>Asyncpg</w:t>
@@ -7709,17 +8436,19 @@
           <w:p>
             <w:pPr>
               <w:pStyle w:val="af3"/>
-              <w:spacing w:line="360" w:lineRule="auto"/>
+              <w:spacing w:line="276" w:lineRule="auto"/>
               <w:jc w:val="both"/>
               <w:rPr>
                 <w:rFonts w:ascii="Times New Roman" w:hAnsi="Times New Roman"/>
-                <w:sz w:val="28"/>
+                <w:sz w:val="24"/>
+                <w:szCs w:val="24"/>
               </w:rPr>
             </w:pPr>
             <w:r>
               <w:rPr>
                 <w:rFonts w:ascii="Times New Roman" w:hAnsi="Times New Roman"/>
-                <w:sz w:val="28"/>
+                <w:sz w:val="24"/>
+                <w:szCs w:val="24"/>
                 <w:lang w:val="en-US"/>
               </w:rPr>
               <w:t>Backend-</w:t>
@@ -7727,7 +8456,8 @@
             <w:r>
               <w:rPr>
                 <w:rFonts w:ascii="Times New Roman" w:hAnsi="Times New Roman"/>
-                <w:sz w:val="28"/>
+                <w:sz w:val="24"/>
+                <w:szCs w:val="24"/>
               </w:rPr>
               <w:t>фреймворк</w:t>
             </w:r>
@@ -7740,18 +8470,20 @@
           <w:p>
             <w:pPr>
               <w:pStyle w:val="af3"/>
-              <w:spacing w:line="360" w:lineRule="auto"/>
+              <w:spacing w:line="276" w:lineRule="auto"/>
               <w:jc w:val="center"/>
               <w:rPr>
                 <w:rFonts w:ascii="Times New Roman" w:hAnsi="Times New Roman"/>
-                <w:sz w:val="28"/>
+                <w:sz w:val="24"/>
+                <w:szCs w:val="24"/>
                 <w:lang w:val="en-US"/>
               </w:rPr>
             </w:pPr>
             <w:r>
               <w:rPr>
                 <w:rFonts w:ascii="Times New Roman" w:hAnsi="Times New Roman"/>
-                <w:sz w:val="28"/>
+                <w:sz w:val="24"/>
+                <w:szCs w:val="24"/>
                 <w:lang w:val="en-US"/>
               </w:rPr>
               <w:t>FastAPI</w:t>
@@ -7767,17 +8499,19 @@
           <w:p>
             <w:pPr>
               <w:pStyle w:val="af3"/>
-              <w:spacing w:line="360" w:lineRule="auto"/>
+              <w:spacing w:line="276" w:lineRule="auto"/>
               <w:jc w:val="both"/>
               <w:rPr>
                 <w:rFonts w:ascii="Times New Roman" w:hAnsi="Times New Roman"/>
-                <w:sz w:val="28"/>
+                <w:sz w:val="24"/>
+                <w:szCs w:val="24"/>
               </w:rPr>
             </w:pPr>
             <w:r>
               <w:rPr>
                 <w:rFonts w:ascii="Times New Roman" w:hAnsi="Times New Roman"/>
-                <w:sz w:val="28"/>
+                <w:sz w:val="24"/>
+                <w:szCs w:val="24"/>
                 <w:lang w:val="en-US"/>
               </w:rPr>
               <w:t>Frontend-</w:t>
@@ -7785,7 +8519,8 @@
             <w:r>
               <w:rPr>
                 <w:rFonts w:ascii="Times New Roman" w:hAnsi="Times New Roman"/>
-                <w:sz w:val="28"/>
+                <w:sz w:val="24"/>
+                <w:szCs w:val="24"/>
               </w:rPr>
               <w:t>фреймворк</w:t>
             </w:r>
@@ -7798,18 +8533,20 @@
           <w:p>
             <w:pPr>
               <w:pStyle w:val="af3"/>
-              <w:spacing w:line="360" w:lineRule="auto"/>
+              <w:spacing w:line="276" w:lineRule="auto"/>
               <w:jc w:val="center"/>
               <w:rPr>
                 <w:rFonts w:ascii="Times New Roman" w:hAnsi="Times New Roman"/>
-                <w:sz w:val="28"/>
+                <w:sz w:val="24"/>
+                <w:szCs w:val="24"/>
                 <w:lang w:val="en-US"/>
               </w:rPr>
             </w:pPr>
             <w:r>
               <w:rPr>
                 <w:rFonts w:ascii="Times New Roman" w:hAnsi="Times New Roman"/>
-                <w:sz w:val="28"/>
+                <w:sz w:val="24"/>
+                <w:szCs w:val="24"/>
                 <w:lang w:val="en-US"/>
               </w:rPr>
               <w:t>Jinja2 + HTMX</w:t>
@@ -7825,17 +8562,19 @@
           <w:p>
             <w:pPr>
               <w:pStyle w:val="af3"/>
-              <w:spacing w:line="360" w:lineRule="auto"/>
+              <w:spacing w:line="276" w:lineRule="auto"/>
               <w:jc w:val="both"/>
               <w:rPr>
                 <w:rFonts w:ascii="Times New Roman" w:hAnsi="Times New Roman"/>
-                <w:sz w:val="28"/>
+                <w:sz w:val="24"/>
+                <w:szCs w:val="24"/>
               </w:rPr>
             </w:pPr>
             <w:r>
               <w:rPr>
                 <w:rFonts w:ascii="Times New Roman" w:hAnsi="Times New Roman"/>
-                <w:sz w:val="28"/>
+                <w:sz w:val="24"/>
+                <w:szCs w:val="24"/>
               </w:rPr>
               <w:t>СУБД</w:t>
             </w:r>
@@ -7848,17 +8587,19 @@
           <w:p>
             <w:pPr>
               <w:pStyle w:val="af3"/>
-              <w:spacing w:line="360" w:lineRule="auto"/>
+              <w:spacing w:line="276" w:lineRule="auto"/>
               <w:jc w:val="center"/>
               <w:rPr>
                 <w:rFonts w:ascii="Times New Roman" w:hAnsi="Times New Roman"/>
-                <w:sz w:val="28"/>
+                <w:sz w:val="24"/>
+                <w:szCs w:val="24"/>
               </w:rPr>
             </w:pPr>
             <w:r>
               <w:rPr>
                 <w:rFonts w:ascii="Times New Roman" w:hAnsi="Times New Roman"/>
-                <w:sz w:val="28"/>
+                <w:sz w:val="24"/>
+                <w:szCs w:val="24"/>
                 <w:lang w:val="en-US"/>
               </w:rPr>
               <w:t>PostgreSQL</w:t>
@@ -24110,27 +24851,27 @@
 </file>
 
 <file path=customXml/item1.xml><?xml version="1.0" encoding="utf-8"?>
-<b:Sources xmlns:b="http://schemas.openxmlformats.org/officeDocument/2006/bibliography" xmlns="http://schemas.openxmlformats.org/officeDocument/2006/bibliography" SelectedStyle="\APASixthEditionOfficeOnline.xsl" StyleName="APA" Version="6"/>
-</file>
-
-<file path=customXml/item2.xml><?xml version="1.0" encoding="utf-8"?>
 <w:settings xmlns:w="http://schemas.openxmlformats.org/wordprocessingml/2006/main">
   <w:SpecialFormsHighlight w:val="c9c8ff"/>
 </w:settings>
 </file>
 
+<file path=customXml/item2.xml><?xml version="1.0" encoding="utf-8"?>
+<b:Sources xmlns:b="http://schemas.openxmlformats.org/officeDocument/2006/bibliography" xmlns="http://schemas.openxmlformats.org/officeDocument/2006/bibliography" SelectedStyle="\APASixthEditionOfficeOnline.xsl" StyleName="APA" Version="6"/>
+</file>
+
 <file path=customXml/itemProps1.xml><?xml version="1.0" encoding="utf-8"?>
+<ds:datastoreItem xmlns:ds="http://schemas.openxmlformats.org/officeDocument/2006/customXml" ds:itemID="{5D0AEA6B-E499-4EEF-98A3-AFBB261C493E}">
+  <ds:schemaRefs>
+    <ds:schemaRef ds:uri="http://schemas.openxmlformats.org/wordprocessingml/2006/main"/>
+  </ds:schemaRefs>
+</ds:datastoreItem>
+</file>
+
+<file path=customXml/itemProps2.xml><?xml version="1.0" encoding="utf-8"?>
 <ds:datastoreItem xmlns:ds="http://schemas.openxmlformats.org/officeDocument/2006/customXml" ds:itemID="{775F4AD5-9B51-4032-B8B7-D2F53CC85AB3}">
   <ds:schemaRefs>
     <ds:schemaRef ds:uri="http://schemas.openxmlformats.org/officeDocument/2006/bibliography"/>
   </ds:schemaRefs>
 </ds:datastoreItem>
-</file>
-
-<file path=customXml/itemProps2.xml><?xml version="1.0" encoding="utf-8"?>
-<ds:datastoreItem xmlns:ds="http://schemas.openxmlformats.org/officeDocument/2006/customXml" ds:itemID="{5D0AEA6B-E499-4EEF-98A3-AFBB261C493E}">
-  <ds:schemaRefs>
-    <ds:schemaRef ds:uri="http://schemas.openxmlformats.org/wordprocessingml/2006/main"/>
-  </ds:schemaRefs>
-</ds:datastoreItem>
 </file>